--- a/docs/MANUAL_ADMIN.docx
+++ b/docs/MANUAL_ADMIN.docx
@@ -1303,7 +1303,7 @@
                 <w:color w:val="FFFFFF"/>
                 <w:sz w:val="18"/>
               </w:rPr>
-              <w:t>Valor de referencia (2024)</w:t>
+              <w:t>Valor de referencia (2026)</w:t>
             </w:r>
           </w:p>
         </w:tc>
@@ -1334,7 +1334,7 @@
               <w:rPr>
                 <w:sz w:val="18"/>
               </w:rPr>
-              <w:t>Base para topes y cálculos</w:t>
+              <w:t>Referencia (NO es el tope de la prima de antigüedad)</w:t>
             </w:r>
           </w:p>
         </w:tc>
@@ -1348,7 +1348,7 @@
               <w:rPr>
                 <w:sz w:val="18"/>
               </w:rPr>
-              <w:t>$108.57</w:t>
+              <w:t>$117.31</w:t>
             </w:r>
           </w:p>
         </w:tc>
@@ -1379,7 +1379,7 @@
               <w:rPr>
                 <w:sz w:val="18"/>
               </w:rPr>
-              <w:t>Cálculos y topes</w:t>
+              <w:t>Piso y topes del art. 486 en el resto del país</w:t>
             </w:r>
           </w:p>
         </w:tc>
@@ -1393,7 +1393,7 @@
               <w:rPr>
                 <w:sz w:val="18"/>
               </w:rPr>
-              <w:t>$248.93</w:t>
+              <w:t>$315.04</w:t>
             </w:r>
           </w:p>
         </w:tc>
@@ -1410,7 +1410,7 @@
                 <w:b/>
                 <w:sz w:val="18"/>
               </w:rPr>
-              <w:t>Salario mínimo frontera (ZLF)</w:t>
+              <w:t>Salario mínimo frontera (ZLFN)</w:t>
             </w:r>
           </w:p>
         </w:tc>
@@ -1424,7 +1424,7 @@
               <w:rPr>
                 <w:sz w:val="18"/>
               </w:rPr>
-              <w:t>Zona Libre Frontera Norte</w:t>
+              <w:t>Piso y topes en Tijuana, Mexicali, Cd. Juárez…</w:t>
             </w:r>
           </w:p>
         </w:tc>
@@ -1438,7 +1438,7 @@
               <w:rPr>
                 <w:sz w:val="18"/>
               </w:rPr>
-              <w:t>$374.89</w:t>
+              <w:t>$440.87</w:t>
             </w:r>
           </w:p>
         </w:tc>
@@ -1469,7 +1469,7 @@
               <w:rPr>
                 <w:sz w:val="18"/>
               </w:rPr>
-              <w:t>Aguinaldo proporcional</w:t>
+              <w:t>Aguinaldo proporcional (art. 87)</w:t>
             </w:r>
           </w:p>
         </w:tc>
@@ -1514,7 +1514,7 @@
               <w:rPr>
                 <w:sz w:val="18"/>
               </w:rPr>
-              <w:t>Prima sobre vacaciones</w:t>
+              <w:t>Prima sobre vacaciones (art. 80)</w:t>
             </w:r>
           </w:p>
         </w:tc>
@@ -1559,7 +1559,7 @@
               <w:rPr>
                 <w:sz w:val="18"/>
               </w:rPr>
-              <w:t>Prima de antigüedad</w:t>
+              <w:t>Prima de antigüedad (art. 162 fr. I)</w:t>
             </w:r>
           </w:p>
         </w:tc>
@@ -1590,7 +1590,7 @@
                 <w:b/>
                 <w:sz w:val="18"/>
               </w:rPr>
-              <w:t>Tipo de tope</w:t>
+              <w:t>Años para prima en renuncia</w:t>
             </w:r>
           </w:p>
         </w:tc>
@@ -1604,7 +1604,7 @@
               <w:rPr>
                 <w:sz w:val="18"/>
               </w:rPr>
-              <w:t>2× UMA / 2× SM / 2× SM frontera</w:t>
+              <w:t>Umbral del art. 162 fr. III</w:t>
             </w:r>
           </w:p>
         </w:tc>
@@ -1618,7 +1618,104 @@
               <w:rPr>
                 <w:sz w:val="18"/>
               </w:rPr>
-              <w:t>UMA</w:t>
+              <w:t>15</w:t>
+            </w:r>
+          </w:p>
+        </w:tc>
+      </w:tr>
+      <w:tr>
+        <w:tc>
+          <w:tcPr>
+            <w:tcW w:type="dxa" w:w="3213"/>
+          </w:tcPr>
+          <w:p>
+            <w:r/>
+            <w:r>
+              <w:rPr>
+                <w:b/>
+                <w:sz w:val="18"/>
+              </w:rPr>
+              <w:t>Vacaciones antes de un año</w:t>
+            </w:r>
+          </w:p>
+        </w:tc>
+        <w:tc>
+          <w:tcPr>
+            <w:tcW w:type="dxa" w:w="3213"/>
+          </w:tcPr>
+          <w:p>
+            <w:r/>
+            <w:r>
+              <w:rPr>
+                <w:sz w:val="18"/>
+              </w:rPr>
+              <w:t>Criterio con menos de un año de servicios</w:t>
+            </w:r>
+          </w:p>
+        </w:tc>
+        <w:tc>
+          <w:tcPr>
+            <w:tcW w:type="dxa" w:w="3213"/>
+          </w:tcPr>
+          <w:p>
+            <w:r/>
+            <w:r>
+              <w:rPr>
+                <w:sz w:val="18"/>
+              </w:rPr>
+              <w:t>proporcional</w:t>
+            </w:r>
+          </w:p>
+        </w:tc>
+      </w:tr>
+      <w:tr>
+        <w:tc>
+          <w:tcPr>
+            <w:tcW w:type="dxa" w:w="3213"/>
+          </w:tcPr>
+          <w:p>
+            <w:r/>
+            <w:r>
+              <w:rPr>
+                <w:b/>
+                <w:sz w:val="18"/>
+              </w:rPr>
+              <w:t>Tipo de tope</w:t>
+            </w:r>
+          </w:p>
+        </w:tc>
+        <w:tc>
+          <w:tcPr>
+            <w:tcW w:type="dxa" w:w="3213"/>
+          </w:tcPr>
+          <w:p>
+            <w:r/>
+            <w:r>
+              <w:rPr>
+                <w:b/>
+                <w:sz w:val="18"/>
+              </w:rPr>
+              <w:t>Doble del salario mínimo del área</w:t>
+            </w:r>
+            <w:r>
+              <w:rPr>
+                <w:sz w:val="18"/>
+              </w:rPr>
+              <w:t xml:space="preserve"> (arts. 485/486)</w:t>
+            </w:r>
+          </w:p>
+        </w:tc>
+        <w:tc>
+          <w:tcPr>
+            <w:tcW w:type="dxa" w:w="3213"/>
+          </w:tcPr>
+          <w:p>
+            <w:r/>
+            <w:r>
+              <w:rPr>
+                <w:sz w:val="18"/>
+              </w:rPr>
+              <w:t>SM frontera</w:t>
             </w:r>
           </w:p>
         </w:tc>
@@ -1694,7 +1791,7 @@
               <w:rPr>
                 <w:sz w:val="18"/>
               </w:rPr>
-              <w:t>Indemnización constitucional</w:t>
+              <w:t>Indemnización constitucional (art. 50 fr. III)</w:t>
             </w:r>
           </w:p>
         </w:tc>
@@ -1713,6 +1810,141 @@
           </w:p>
         </w:tc>
       </w:tr>
+      <w:tr>
+        <w:tc>
+          <w:tcPr>
+            <w:tcW w:type="dxa" w:w="3213"/>
+          </w:tcPr>
+          <w:p>
+            <w:r/>
+            <w:r>
+              <w:rPr>
+                <w:b/>
+                <w:sz w:val="18"/>
+              </w:rPr>
+              <w:t>Días por año (20 días)</w:t>
+            </w:r>
+          </w:p>
+        </w:tc>
+        <w:tc>
+          <w:tcPr>
+            <w:tcW w:type="dxa" w:w="3213"/>
+          </w:tcPr>
+          <w:p>
+            <w:r/>
+            <w:r>
+              <w:rPr>
+                <w:sz w:val="18"/>
+              </w:rPr>
+              <w:t>Indemnización del art. 50 fr. II</w:t>
+            </w:r>
+          </w:p>
+        </w:tc>
+        <w:tc>
+          <w:tcPr>
+            <w:tcW w:type="dxa" w:w="3213"/>
+          </w:tcPr>
+          <w:p>
+            <w:r/>
+            <w:r>
+              <w:rPr>
+                <w:sz w:val="18"/>
+              </w:rPr>
+              <w:t>20</w:t>
+            </w:r>
+          </w:p>
+        </w:tc>
+      </w:tr>
+      <w:tr>
+        <w:tc>
+          <w:tcPr>
+            <w:tcW w:type="dxa" w:w="3213"/>
+          </w:tcPr>
+          <w:p>
+            <w:r/>
+            <w:r>
+              <w:rPr>
+                <w:b/>
+                <w:sz w:val="18"/>
+              </w:rPr>
+              <w:t>Modo de salario integrado</w:t>
+            </w:r>
+          </w:p>
+        </w:tc>
+        <w:tc>
+          <w:tcPr>
+            <w:tcW w:type="dxa" w:w="3213"/>
+          </w:tcPr>
+          <w:p>
+            <w:r/>
+            <w:r>
+              <w:rPr>
+                <w:sz w:val="18"/>
+              </w:rPr>
+              <w:t>Base de las indemnizaciones (arts. 84/89)</w:t>
+            </w:r>
+          </w:p>
+        </w:tc>
+        <w:tc>
+          <w:tcPr>
+            <w:tcW w:type="dxa" w:w="3213"/>
+          </w:tcPr>
+          <w:p>
+            <w:r/>
+            <w:r>
+              <w:rPr>
+                <w:sz w:val="18"/>
+              </w:rPr>
+              <w:t>por conceptos</w:t>
+            </w:r>
+          </w:p>
+        </w:tc>
+      </w:tr>
+      <w:tr>
+        <w:tc>
+          <w:tcPr>
+            <w:tcW w:type="dxa" w:w="3213"/>
+          </w:tcPr>
+          <w:p>
+            <w:r/>
+            <w:r>
+              <w:rPr>
+                <w:b/>
+                <w:sz w:val="18"/>
+              </w:rPr>
+              <w:t>% prestaciones integradas</w:t>
+            </w:r>
+          </w:p>
+        </w:tc>
+        <w:tc>
+          <w:tcPr>
+            <w:tcW w:type="dxa" w:w="3213"/>
+          </w:tcPr>
+          <w:p>
+            <w:r/>
+            <w:r>
+              <w:rPr>
+                <w:sz w:val="18"/>
+              </w:rPr>
+              <w:t>Alternativa al desglose del integrado</w:t>
+            </w:r>
+          </w:p>
+        </w:tc>
+        <w:tc>
+          <w:tcPr>
+            <w:tcW w:type="dxa" w:w="3213"/>
+          </w:tcPr>
+          <w:p>
+            <w:r/>
+            <w:r>
+              <w:rPr>
+                <w:sz w:val="18"/>
+              </w:rPr>
+              <w:t>0</w:t>
+            </w:r>
+          </w:p>
+        </w:tc>
+      </w:tr>
     </w:tbl>
     <w:p>
       <w:pPr>
@@ -1721,157 +1953,103 @@
     </w:p>
     <w:p>
       <w:pPr>
-        <w:pStyle w:val="Heading2"/>
-      </w:pPr>
-      <w:r>
-        <w:rPr>
-          <w:color w:val="374151"/>
-        </w:rPr>
-        <w:t>3.2 Cómo actualizarla (ej. al inicio de cada año)</w:t>
+        <w:spacing w:before="80" w:after="80"/>
+        <w:ind w:left="340"/>
+      </w:pPr>
+      <w:r>
+        <w:rPr>
+          <w:i/>
+        </w:rPr>
+        <w:t xml:space="preserve">⚠️ </w:t>
+      </w:r>
+      <w:r>
+        <w:rPr>
+          <w:b/>
+          <w:i/>
+        </w:rPr>
+        <w:t>El tope de la prima de antigüedad NO es 2 × UMA.</w:t>
+      </w:r>
+      <w:r>
+        <w:rPr>
+          <w:i/>
+        </w:rPr>
+        <w:t xml:space="preserve"> Los artículos 485 y 486 LFT lo fijan en el </w:t>
+      </w:r>
+      <w:r>
+        <w:rPr>
+          <w:b/>
+          <w:i/>
+        </w:rPr>
+        <w:t>doble del salario mínimo del área geográfica</w:t>
+      </w:r>
+      <w:r>
+        <w:rPr>
+          <w:i/>
+        </w:rPr>
+        <w:t xml:space="preserve"> donde se prestó el trabajo. Con los valores de 2026 eso da </w:t>
+      </w:r>
+      <w:r>
+        <w:rPr>
+          <w:b/>
+          <w:i/>
+        </w:rPr>
+        <w:t>$881.74 en la Zona Libre de la Frontera Norte</w:t>
+      </w:r>
+      <w:r>
+        <w:rPr>
+          <w:i/>
+        </w:rPr>
+        <w:t xml:space="preserve"> y </w:t>
+      </w:r>
+      <w:r>
+        <w:rPr>
+          <w:b/>
+          <w:i/>
+        </w:rPr>
+        <w:t>$630.08</w:t>
+      </w:r>
+      <w:r>
+        <w:rPr>
+          <w:i/>
+        </w:rPr>
+        <w:t xml:space="preserve"> en el resto del país, frente a $234.62 que se obtendría con 2 × UMA. Tijuana está en la ZLFN, así que la zona por defecto del cliente es </w:t>
+      </w:r>
+      <w:r>
+        <w:rPr>
+          <w:i/>
+        </w:rPr>
+        <w:t>frontera</w:t>
+      </w:r>
+      <w:r>
+        <w:rPr>
+          <w:i/>
+        </w:rPr>
+        <w:t>.</w:t>
       </w:r>
     </w:p>
     <w:p>
       <w:pPr>
-        <w:ind w:left="340"/>
-      </w:pPr>
-      <w:r>
-        <w:rPr>
-          <w:b/>
-        </w:rPr>
-        <w:t xml:space="preserve">1.  </w:t>
-      </w:r>
-      <w:r>
-        <w:t xml:space="preserve">Entra al </w:t>
-      </w:r>
-      <w:r>
-        <w:rPr>
-          <w:b/>
-        </w:rPr>
-        <w:t>admin de Django</w:t>
-      </w:r>
-      <w:r>
-        <w:t xml:space="preserve"> → </w:t>
-      </w:r>
-      <w:r>
-        <w:rPr>
-          <w:b/>
-        </w:rPr>
-        <w:t>Configuraciones Legales</w:t>
-      </w:r>
-      <w:r>
-        <w:t>.</w:t>
+        <w:pStyle w:val="Heading2"/>
+      </w:pPr>
+      <w:r>
+        <w:rPr>
+          <w:color w:val="374151"/>
+        </w:rPr>
+        <w:t>3.1b Topes graduales de la jornada (no se editan aquí)</w:t>
       </w:r>
     </w:p>
     <w:p>
-      <w:pPr>
-        <w:ind w:left="340"/>
-      </w:pPr>
-      <w:r>
-        <w:rPr>
-          <w:b/>
-        </w:rPr>
-        <w:t xml:space="preserve">2.  </w:t>
-      </w:r>
-      <w:r>
-        <w:t xml:space="preserve">Abre la fila </w:t>
-      </w:r>
-      <w:r>
-        <w:rPr>
-          <w:b/>
-        </w:rPr>
-        <w:t>activa</w:t>
-      </w:r>
-      <w:r>
-        <w:t xml:space="preserve"> (solo puede haber una activa; si creas otra y la marcas como activa, las demás se desactivan solas).</w:t>
-      </w:r>
-    </w:p>
-    <w:p>
-      <w:pPr>
-        <w:ind w:left="340"/>
-      </w:pPr>
-      <w:r>
-        <w:rPr>
-          <w:b/>
-        </w:rPr>
-        <w:t xml:space="preserve">3.  </w:t>
-      </w:r>
-      <w:r>
-        <w:t xml:space="preserve">Actualiza la </w:t>
-      </w:r>
-      <w:r>
-        <w:rPr>
-          <w:b/>
-        </w:rPr>
-        <w:t>UMA</w:t>
-      </w:r>
-      <w:r>
-        <w:t xml:space="preserve">, el </w:t>
-      </w:r>
-      <w:r>
-        <w:rPr>
-          <w:b/>
-        </w:rPr>
-        <w:t>salario mínimo</w:t>
-      </w:r>
-      <w:r>
-        <w:t xml:space="preserve"> y el </w:t>
-      </w:r>
-      <w:r>
-        <w:rPr>
-          <w:b/>
-        </w:rPr>
-        <w:t>salario mínimo frontera</w:t>
-      </w:r>
-      <w:r>
-        <w:t xml:space="preserve"> con los valores oficiales publicados (DOF), y cualquier otro parámetro que haya cambiado.</w:t>
-      </w:r>
-    </w:p>
-    <w:p>
-      <w:pPr>
-        <w:ind w:left="340"/>
-      </w:pPr>
-      <w:r>
-        <w:rPr>
-          <w:b/>
-        </w:rPr>
-        <w:t xml:space="preserve">4.  </w:t>
-      </w:r>
-      <w:r>
-        <w:t xml:space="preserve">Guarda. Los </w:t>
-      </w:r>
-      <w:r>
-        <w:rPr>
-          <w:b/>
-        </w:rPr>
-        <w:t>cálculos nuevos</w:t>
-      </w:r>
-      <w:r>
-        <w:t xml:space="preserve"> usan los valores actualizados al instante.</w:t>
-      </w:r>
-    </w:p>
-    <w:p>
-      <w:pPr>
-        <w:pStyle w:val="Heading2"/>
-      </w:pPr>
-      <w:r>
-        <w:rPr>
-          <w:color w:val="374151"/>
-        </w:rPr>
-        <w:t>3.3 Recalcular cálculos existentes</w:t>
-      </w:r>
-    </w:p>
-    <w:p>
-      <w:r>
-        <w:t xml:space="preserve">Los cálculos ya guardados conservan su histórico. Para actualizarlos con las reglas nuevas, entra a cada expediente → </w:t>
-      </w:r>
-      <w:r>
-        <w:rPr>
-          <w:b/>
-        </w:rPr>
-        <w:t>Cálculos</w:t>
-      </w:r>
-      <w:r>
-        <w:t xml:space="preserve"> y guarda de nuevo (se recalcula con los valores vigentes). El modelo </w:t>
+      <w:r>
+        <w:t xml:space="preserve">La reforma del DOF 01-05-2026.reduce la jornada </w:t>
+      </w:r>
+      <w:r>
+        <w:rPr>
+          <w:b/>
+        </w:rPr>
+        <w:t>de forma gradual hasta 2030</w:t>
+      </w:r>
+      <w:r>
+        <w:t>, así que esos topes no son un parámetro sino una tabla por año en el código (</w:t>
       </w:r>
       <w:r>
         <w:rPr>
@@ -1879,13 +2057,474 @@
           <w:sz w:val="18"/>
           <w:shd w:val="clear" w:fill="EEF2FF"/>
         </w:rPr>
-        <w:t>CalculoLaboral.recalcular()</w:t>
-      </w:r>
-      <w:r>
-        <w:t xml:space="preserve"> hace lo mismo por programa.</w:t>
-      </w:r>
+        <w:t>core/laboral/rules.py</w:t>
+      </w:r>
+      <w:r>
+        <w:t>), porque no dependen de una decisión del despacho:</w:t>
+      </w:r>
+    </w:p>
+    <w:tbl>
+      <w:tblPr>
+        <w:tblStyle w:val="TableGrid"/>
+        <w:tblW w:type="auto" w:w="0"/>
+        <w:tblLook w:firstColumn="1" w:firstRow="1" w:lastColumn="0" w:lastRow="0" w:noHBand="0" w:noVBand="1" w:val="04A0"/>
+      </w:tblPr>
+      <w:tblGrid>
+        <w:gridCol w:w="3213"/>
+        <w:gridCol w:w="3213"/>
+        <w:gridCol w:w="3213"/>
+      </w:tblGrid>
+      <w:tr>
+        <w:tc>
+          <w:tcPr>
+            <w:tcW w:type="dxa" w:w="3213"/>
+            <w:shd w:val="clear" w:fill="1F2937"/>
+          </w:tcPr>
+          <w:p>
+            <w:r/>
+            <w:r>
+              <w:rPr>
+                <w:b/>
+                <w:color w:val="FFFFFF"/>
+                <w:sz w:val="18"/>
+              </w:rPr>
+              <w:t>Año</w:t>
+            </w:r>
+          </w:p>
+        </w:tc>
+        <w:tc>
+          <w:tcPr>
+            <w:tcW w:type="dxa" w:w="3213"/>
+            <w:shd w:val="clear" w:fill="1F2937"/>
+          </w:tcPr>
+          <w:p>
+            <w:r/>
+            <w:r>
+              <w:rPr>
+                <w:b/>
+                <w:color w:val="FFFFFF"/>
+                <w:sz w:val="18"/>
+              </w:rPr>
+              <w:t>Jornada ordinaria máx.</w:t>
+            </w:r>
+          </w:p>
+        </w:tc>
+        <w:tc>
+          <w:tcPr>
+            <w:tcW w:type="dxa" w:w="3213"/>
+            <w:shd w:val="clear" w:fill="1F2937"/>
+          </w:tcPr>
+          <w:p>
+            <w:r/>
+            <w:r>
+              <w:rPr>
+                <w:b/>
+                <w:color w:val="FFFFFF"/>
+                <w:sz w:val="18"/>
+              </w:rPr>
+              <w:t>Horas al doble máx./semana</w:t>
+            </w:r>
+          </w:p>
+        </w:tc>
+      </w:tr>
+      <w:tr>
+        <w:tc>
+          <w:tcPr>
+            <w:tcW w:type="dxa" w:w="3213"/>
+          </w:tcPr>
+          <w:p>
+            <w:r/>
+            <w:r>
+              <w:rPr>
+                <w:sz w:val="18"/>
+              </w:rPr>
+              <w:t>2026</w:t>
+            </w:r>
+          </w:p>
+        </w:tc>
+        <w:tc>
+          <w:tcPr>
+            <w:tcW w:type="dxa" w:w="3213"/>
+          </w:tcPr>
+          <w:p>
+            <w:r/>
+            <w:r>
+              <w:rPr>
+                <w:sz w:val="18"/>
+              </w:rPr>
+              <w:t>48</w:t>
+            </w:r>
+          </w:p>
+        </w:tc>
+        <w:tc>
+          <w:tcPr>
+            <w:tcW w:type="dxa" w:w="3213"/>
+          </w:tcPr>
+          <w:p>
+            <w:r/>
+            <w:r>
+              <w:rPr>
+                <w:sz w:val="18"/>
+              </w:rPr>
+              <w:t>9</w:t>
+            </w:r>
+          </w:p>
+        </w:tc>
+      </w:tr>
+      <w:tr>
+        <w:tc>
+          <w:tcPr>
+            <w:tcW w:type="dxa" w:w="3213"/>
+          </w:tcPr>
+          <w:p>
+            <w:r/>
+            <w:r>
+              <w:rPr>
+                <w:sz w:val="18"/>
+              </w:rPr>
+              <w:t>2027</w:t>
+            </w:r>
+          </w:p>
+        </w:tc>
+        <w:tc>
+          <w:tcPr>
+            <w:tcW w:type="dxa" w:w="3213"/>
+          </w:tcPr>
+          <w:p>
+            <w:r/>
+            <w:r>
+              <w:rPr>
+                <w:sz w:val="18"/>
+              </w:rPr>
+              <w:t>46</w:t>
+            </w:r>
+          </w:p>
+        </w:tc>
+        <w:tc>
+          <w:tcPr>
+            <w:tcW w:type="dxa" w:w="3213"/>
+          </w:tcPr>
+          <w:p>
+            <w:r/>
+            <w:r>
+              <w:rPr>
+                <w:sz w:val="18"/>
+              </w:rPr>
+              <w:t>9</w:t>
+            </w:r>
+          </w:p>
+        </w:tc>
+      </w:tr>
+      <w:tr>
+        <w:tc>
+          <w:tcPr>
+            <w:tcW w:type="dxa" w:w="3213"/>
+          </w:tcPr>
+          <w:p>
+            <w:r/>
+            <w:r>
+              <w:rPr>
+                <w:sz w:val="18"/>
+              </w:rPr>
+              <w:t>2028</w:t>
+            </w:r>
+          </w:p>
+        </w:tc>
+        <w:tc>
+          <w:tcPr>
+            <w:tcW w:type="dxa" w:w="3213"/>
+          </w:tcPr>
+          <w:p>
+            <w:r/>
+            <w:r>
+              <w:rPr>
+                <w:sz w:val="18"/>
+              </w:rPr>
+              <w:t>44</w:t>
+            </w:r>
+          </w:p>
+        </w:tc>
+        <w:tc>
+          <w:tcPr>
+            <w:tcW w:type="dxa" w:w="3213"/>
+          </w:tcPr>
+          <w:p>
+            <w:r/>
+            <w:r>
+              <w:rPr>
+                <w:sz w:val="18"/>
+              </w:rPr>
+              <w:t>10</w:t>
+            </w:r>
+          </w:p>
+        </w:tc>
+      </w:tr>
+      <w:tr>
+        <w:tc>
+          <w:tcPr>
+            <w:tcW w:type="dxa" w:w="3213"/>
+          </w:tcPr>
+          <w:p>
+            <w:r/>
+            <w:r>
+              <w:rPr>
+                <w:sz w:val="18"/>
+              </w:rPr>
+              <w:t>2029</w:t>
+            </w:r>
+          </w:p>
+        </w:tc>
+        <w:tc>
+          <w:tcPr>
+            <w:tcW w:type="dxa" w:w="3213"/>
+          </w:tcPr>
+          <w:p>
+            <w:r/>
+            <w:r>
+              <w:rPr>
+                <w:sz w:val="18"/>
+              </w:rPr>
+              <w:t>42</w:t>
+            </w:r>
+          </w:p>
+        </w:tc>
+        <w:tc>
+          <w:tcPr>
+            <w:tcW w:type="dxa" w:w="3213"/>
+          </w:tcPr>
+          <w:p>
+            <w:r/>
+            <w:r>
+              <w:rPr>
+                <w:sz w:val="18"/>
+              </w:rPr>
+              <w:t>11</w:t>
+            </w:r>
+          </w:p>
+        </w:tc>
+      </w:tr>
+      <w:tr>
+        <w:tc>
+          <w:tcPr>
+            <w:tcW w:type="dxa" w:w="3213"/>
+          </w:tcPr>
+          <w:p>
+            <w:r/>
+            <w:r>
+              <w:rPr>
+                <w:sz w:val="18"/>
+              </w:rPr>
+              <w:t>2030</w:t>
+            </w:r>
+          </w:p>
+        </w:tc>
+        <w:tc>
+          <w:tcPr>
+            <w:tcW w:type="dxa" w:w="3213"/>
+          </w:tcPr>
+          <w:p>
+            <w:r/>
+            <w:r>
+              <w:rPr>
+                <w:sz w:val="18"/>
+              </w:rPr>
+              <w:t>40</w:t>
+            </w:r>
+          </w:p>
+        </w:tc>
+        <w:tc>
+          <w:tcPr>
+            <w:tcW w:type="dxa" w:w="3213"/>
+          </w:tcPr>
+          <w:p>
+            <w:r/>
+            <w:r>
+              <w:rPr>
+                <w:sz w:val="18"/>
+              </w:rPr>
+              <w:t>12</w:t>
+            </w:r>
+          </w:p>
+        </w:tc>
+      </w:tr>
+    </w:tbl>
+    <w:p>
+      <w:pPr>
+        <w:spacing w:after="0"/>
+      </w:pPr>
     </w:p>
     <w:p>
+      <w:r>
+        <w:t>Lo que exceda las horas al doble se paga al triple (art. 68) con un máximo de 4 h/semana, y ordinaria + extraordinaria nunca puede pasar de 12 h diarias.</w:t>
+      </w:r>
+    </w:p>
+    <w:p>
+      <w:pPr>
+        <w:pStyle w:val="Heading2"/>
+      </w:pPr>
+      <w:r>
+        <w:rPr>
+          <w:color w:val="374151"/>
+        </w:rPr>
+        <w:t>3.2 Cómo actualizarla (ej. al inicio de cada año)</w:t>
+      </w:r>
+    </w:p>
+    <w:p>
+      <w:pPr>
+        <w:ind w:left="340"/>
+      </w:pPr>
+      <w:r>
+        <w:rPr>
+          <w:b/>
+        </w:rPr>
+        <w:t xml:space="preserve">1.  </w:t>
+      </w:r>
+      <w:r>
+        <w:t xml:space="preserve">Entra al </w:t>
+      </w:r>
+      <w:r>
+        <w:rPr>
+          <w:b/>
+        </w:rPr>
+        <w:t>admin de Django</w:t>
+      </w:r>
+      <w:r>
+        <w:t xml:space="preserve"> → </w:t>
+      </w:r>
+      <w:r>
+        <w:rPr>
+          <w:b/>
+        </w:rPr>
+        <w:t>Configuraciones Legales</w:t>
+      </w:r>
+      <w:r>
+        <w:t>.</w:t>
+      </w:r>
+    </w:p>
+    <w:p>
+      <w:pPr>
+        <w:ind w:left="340"/>
+      </w:pPr>
+      <w:r>
+        <w:rPr>
+          <w:b/>
+        </w:rPr>
+        <w:t xml:space="preserve">2.  </w:t>
+      </w:r>
+      <w:r>
+        <w:t xml:space="preserve">Abre la fila </w:t>
+      </w:r>
+      <w:r>
+        <w:rPr>
+          <w:b/>
+        </w:rPr>
+        <w:t>activa</w:t>
+      </w:r>
+      <w:r>
+        <w:t xml:space="preserve"> (solo puede haber una activa; si creas otra y la marcas como activa, las demás se desactivan solas).</w:t>
+      </w:r>
+    </w:p>
+    <w:p>
+      <w:pPr>
+        <w:ind w:left="340"/>
+      </w:pPr>
+      <w:r>
+        <w:rPr>
+          <w:b/>
+        </w:rPr>
+        <w:t xml:space="preserve">3.  </w:t>
+      </w:r>
+      <w:r>
+        <w:t xml:space="preserve">Actualiza la </w:t>
+      </w:r>
+      <w:r>
+        <w:rPr>
+          <w:b/>
+        </w:rPr>
+        <w:t>UMA</w:t>
+      </w:r>
+      <w:r>
+        <w:t xml:space="preserve">, el </w:t>
+      </w:r>
+      <w:r>
+        <w:rPr>
+          <w:b/>
+        </w:rPr>
+        <w:t>salario mínimo</w:t>
+      </w:r>
+      <w:r>
+        <w:t xml:space="preserve"> y el </w:t>
+      </w:r>
+      <w:r>
+        <w:rPr>
+          <w:b/>
+        </w:rPr>
+        <w:t>salario mínimo frontera</w:t>
+      </w:r>
+      <w:r>
+        <w:t xml:space="preserve"> con los valores oficiales publicados (DOF), y cualquier otro parámetro que haya cambiado.</w:t>
+      </w:r>
+    </w:p>
+    <w:p>
+      <w:pPr>
+        <w:ind w:left="340"/>
+      </w:pPr>
+      <w:r>
+        <w:rPr>
+          <w:b/>
+        </w:rPr>
+        <w:t xml:space="preserve">4.  </w:t>
+      </w:r>
+      <w:r>
+        <w:t xml:space="preserve">Guarda. Los </w:t>
+      </w:r>
+      <w:r>
+        <w:rPr>
+          <w:b/>
+        </w:rPr>
+        <w:t>cálculos nuevos</w:t>
+      </w:r>
+      <w:r>
+        <w:t xml:space="preserve"> usan los valores actualizados al instante.</w:t>
+      </w:r>
+    </w:p>
+    <w:p>
+      <w:pPr>
+        <w:pStyle w:val="Heading2"/>
+      </w:pPr>
+      <w:r>
+        <w:rPr>
+          <w:color w:val="374151"/>
+        </w:rPr>
+        <w:t>3.3 Recalcular cálculos existentes</w:t>
+      </w:r>
+    </w:p>
+    <w:p>
+      <w:r>
+        <w:t xml:space="preserve">Los cálculos ya guardados conservan su histórico. Para actualizarlos con las reglas nuevas, entra a cada expediente → </w:t>
+      </w:r>
+      <w:r>
+        <w:rPr>
+          <w:b/>
+        </w:rPr>
+        <w:t>Cálculos</w:t>
+      </w:r>
+      <w:r>
+        <w:t xml:space="preserve"> y guarda de nuevo (se recalcula con los valores vigentes). El modelo </w:t>
+      </w:r>
+      <w:r>
+        <w:rPr>
+          <w:rFonts w:ascii="Consolas" w:hAnsi="Consolas"/>
+          <w:sz w:val="18"/>
+          <w:shd w:val="clear" w:fill="EEF2FF"/>
+        </w:rPr>
+        <w:t>CalculoLaboral.recalcular()</w:t>
+      </w:r>
+      <w:r>
+        <w:t xml:space="preserve"> hace lo mismo por programa.</w:t>
+      </w:r>
+    </w:p>
+    <w:p>
       <w:pPr>
         <w:spacing w:before="80" w:after="80"/>
         <w:ind w:left="340"/>
@@ -1921,6 +2560,468 @@
           <w:i/>
         </w:rPr>
         <w:t xml:space="preserve"> los cálculos del despacho.</w:t>
+      </w:r>
+    </w:p>
+    <w:p>
+      <w:pPr>
+        <w:spacing w:after="0"/>
+      </w:pPr>
+    </w:p>
+    <w:p>
+      <w:pPr>
+        <w:pStyle w:val="Heading1"/>
+      </w:pPr>
+      <w:r>
+        <w:rPr>
+          <w:color w:val="1A6B3C"/>
+        </w:rPr>
+        <w:t>3.4 Acción preferida y modalidad del despido</w:t>
+      </w:r>
+    </w:p>
+    <w:p>
+      <w:r>
+        <w:t xml:space="preserve">Estos dos datos </w:t>
+      </w:r>
+      <w:r>
+        <w:rPr>
+          <w:b/>
+        </w:rPr>
+        <w:t>no</w:t>
+      </w:r>
+      <w:r>
+        <w:t xml:space="preserve"> están en Configuraciones Legales: son de cada cliente y se capturan en el espacio </w:t>
+      </w:r>
+      <w:r>
+        <w:rPr>
+          <w:b/>
+        </w:rPr>
+        <w:t>Estrategia y prestaciones</w:t>
+      </w:r>
+      <w:r>
+        <w:t xml:space="preserve"> de la demanda.</w:t>
+      </w:r>
+    </w:p>
+    <w:p>
+      <w:pPr>
+        <w:pStyle w:val="Heading2"/>
+      </w:pPr>
+      <w:r>
+        <w:rPr>
+          <w:color w:val="374151"/>
+        </w:rPr>
+        <w:t>Modalidad de la separación</w:t>
+      </w:r>
+    </w:p>
+    <w:p>
+      <w:r>
+        <w:t>Determina el redactado del hecho de la separación en la demanda:</w:t>
+      </w:r>
+    </w:p>
+    <w:tbl>
+      <w:tblPr>
+        <w:tblStyle w:val="TableGrid"/>
+        <w:tblW w:type="auto" w:w="0"/>
+        <w:tblLook w:firstColumn="1" w:firstRow="1" w:lastColumn="0" w:lastRow="0" w:noHBand="0" w:noVBand="1" w:val="04A0"/>
+      </w:tblPr>
+      <w:tblGrid>
+        <w:gridCol w:w="4819"/>
+        <w:gridCol w:w="4819"/>
+      </w:tblGrid>
+      <w:tr>
+        <w:tc>
+          <w:tcPr>
+            <w:tcW w:type="dxa" w:w="4819"/>
+            <w:shd w:val="clear" w:fill="1F2937"/>
+          </w:tcPr>
+          <w:p>
+            <w:r/>
+            <w:r>
+              <w:rPr>
+                <w:b/>
+                <w:color w:val="FFFFFF"/>
+                <w:sz w:val="18"/>
+              </w:rPr>
+              <w:t>Opción</w:t>
+            </w:r>
+          </w:p>
+        </w:tc>
+        <w:tc>
+          <w:tcPr>
+            <w:tcW w:type="dxa" w:w="4819"/>
+            <w:shd w:val="clear" w:fill="1F2937"/>
+          </w:tcPr>
+          <w:p>
+            <w:r/>
+            <w:r>
+              <w:rPr>
+                <w:b/>
+                <w:color w:val="FFFFFF"/>
+                <w:sz w:val="18"/>
+              </w:rPr>
+              <w:t>Cuándo se usa</w:t>
+            </w:r>
+          </w:p>
+        </w:tc>
+      </w:tr>
+      <w:tr>
+        <w:tc>
+          <w:tcPr>
+            <w:tcW w:type="dxa" w:w="4819"/>
+          </w:tcPr>
+          <w:p>
+            <w:r/>
+            <w:r>
+              <w:rPr>
+                <w:sz w:val="18"/>
+              </w:rPr>
+              <w:t>Despido verbal (sin documento)</w:t>
+            </w:r>
+          </w:p>
+        </w:tc>
+        <w:tc>
+          <w:tcPr>
+            <w:tcW w:type="dxa" w:w="4819"/>
+          </w:tcPr>
+          <w:p>
+            <w:r/>
+            <w:r>
+              <w:rPr>
+                <w:sz w:val="18"/>
+              </w:rPr>
+              <w:t xml:space="preserve">No le entregaron nada por escrito. </w:t>
+            </w:r>
+            <w:r>
+              <w:rPr>
+                <w:b/>
+                <w:sz w:val="18"/>
+              </w:rPr>
+              <w:t>El art. 47 LFT presume la separación injustificada</w:t>
+            </w:r>
+            <w:r>
+              <w:rPr>
+                <w:sz w:val="18"/>
+              </w:rPr>
+              <w:t xml:space="preserve"> aunque el patrón alegue una causa</w:t>
+            </w:r>
+          </w:p>
+        </w:tc>
+      </w:tr>
+      <w:tr>
+        <w:tc>
+          <w:tcPr>
+            <w:tcW w:type="dxa" w:w="4819"/>
+          </w:tcPr>
+          <w:p>
+            <w:r/>
+            <w:r>
+              <w:rPr>
+                <w:sz w:val="18"/>
+              </w:rPr>
+              <w:t>Despido notificado por documento</w:t>
+            </w:r>
+          </w:p>
+        </w:tc>
+        <w:tc>
+          <w:tcPr>
+            <w:tcW w:type="dxa" w:w="4819"/>
+          </w:tcPr>
+          <w:p>
+            <w:r/>
+            <w:r>
+              <w:rPr>
+                <w:sz w:val="18"/>
+              </w:rPr>
+              <w:t>Le entregaron un aviso o carta</w:t>
+            </w:r>
+          </w:p>
+        </w:tc>
+      </w:tr>
+      <w:tr>
+        <w:tc>
+          <w:tcPr>
+            <w:tcW w:type="dxa" w:w="4819"/>
+          </w:tcPr>
+          <w:p>
+            <w:r/>
+            <w:r>
+              <w:rPr>
+                <w:sz w:val="18"/>
+              </w:rPr>
+              <w:t>Se le impidió el acceso</w:t>
+            </w:r>
+          </w:p>
+        </w:tc>
+        <w:tc>
+          <w:tcPr>
+            <w:tcW w:type="dxa" w:w="4819"/>
+          </w:tcPr>
+          <w:p>
+            <w:r/>
+            <w:r>
+              <w:rPr>
+                <w:sz w:val="18"/>
+              </w:rPr>
+              <w:t>Se presentó a trabajar y no lo dejaron entrar</w:t>
+            </w:r>
+          </w:p>
+        </w:tc>
+      </w:tr>
+      <w:tr>
+        <w:tc>
+          <w:tcPr>
+            <w:tcW w:type="dxa" w:w="4819"/>
+          </w:tcPr>
+          <w:p>
+            <w:r/>
+            <w:r>
+              <w:rPr>
+                <w:sz w:val="18"/>
+              </w:rPr>
+              <w:t>Otra modalidad</w:t>
+            </w:r>
+          </w:p>
+        </w:tc>
+        <w:tc>
+          <w:tcPr>
+            <w:tcW w:type="dxa" w:w="4819"/>
+          </w:tcPr>
+          <w:p>
+            <w:r/>
+            <w:r>
+              <w:rPr>
+                <w:sz w:val="18"/>
+              </w:rPr>
+              <w:t>Cualquier otro caso</w:t>
+            </w:r>
+          </w:p>
+        </w:tc>
+      </w:tr>
+    </w:tbl>
+    <w:p>
+      <w:pPr>
+        <w:spacing w:after="0"/>
+      </w:pPr>
+    </w:p>
+    <w:p>
+      <w:pPr>
+        <w:spacing w:before="80" w:after="80"/>
+        <w:ind w:left="340"/>
+      </w:pPr>
+      <w:r>
+        <w:rPr>
+          <w:i/>
+        </w:rPr>
+        <w:t xml:space="preserve">💡 Marca </w:t>
+      </w:r>
+      <w:r>
+        <w:rPr>
+          <w:b/>
+          <w:i/>
+        </w:rPr>
+        <w:t>"Se entregó documento de terminación"</w:t>
+      </w:r>
+      <w:r>
+        <w:rPr>
+          <w:i/>
+        </w:rPr>
+        <w:t xml:space="preserve"> sólo si realmente hubo aviso escrito. El redactado del despacho verbal invoca precisamente la falta de aviso escrito.</w:t>
+      </w:r>
+    </w:p>
+    <w:p>
+      <w:pPr>
+        <w:pStyle w:val="Heading2"/>
+      </w:pPr>
+      <w:r>
+        <w:rPr>
+          <w:color w:val="374151"/>
+        </w:rPr>
+        <w:t>Acción preferida (art. 48 LFT)</w:t>
+      </w:r>
+    </w:p>
+    <w:p>
+      <w:r>
+        <w:t xml:space="preserve">Es una </w:t>
+      </w:r>
+      <w:r>
+        <w:rPr>
+          <w:b/>
+        </w:rPr>
+        <w:t>elección del trabajador</w:t>
+      </w:r>
+      <w:r>
+        <w:t>, no una prestación adicional:</w:t>
+      </w:r>
+    </w:p>
+    <w:tbl>
+      <w:tblPr>
+        <w:tblStyle w:val="TableGrid"/>
+        <w:tblW w:type="auto" w:w="0"/>
+        <w:tblLook w:firstColumn="1" w:firstRow="1" w:lastColumn="0" w:lastRow="0" w:noHBand="0" w:noVBand="1" w:val="04A0"/>
+      </w:tblPr>
+      <w:tblGrid>
+        <w:gridCol w:w="4819"/>
+        <w:gridCol w:w="4819"/>
+      </w:tblGrid>
+      <w:tr>
+        <w:tc>
+          <w:tcPr>
+            <w:tcW w:type="dxa" w:w="4819"/>
+            <w:shd w:val="clear" w:fill="1F2937"/>
+          </w:tcPr>
+          <w:p>
+            <w:r/>
+            <w:r>
+              <w:rPr>
+                <w:b/>
+                <w:color w:val="FFFFFF"/>
+                <w:sz w:val="18"/>
+              </w:rPr>
+              <w:t>Opción</w:t>
+            </w:r>
+          </w:p>
+        </w:tc>
+        <w:tc>
+          <w:tcPr>
+            <w:tcW w:type="dxa" w:w="4819"/>
+            <w:shd w:val="clear" w:fill="1F2937"/>
+          </w:tcPr>
+          <w:p>
+            <w:r/>
+            <w:r>
+              <w:rPr>
+                <w:b/>
+                <w:color w:val="FFFFFF"/>
+                <w:sz w:val="18"/>
+              </w:rPr>
+              <w:t>Efecto</w:t>
+            </w:r>
+          </w:p>
+        </w:tc>
+      </w:tr>
+      <w:tr>
+        <w:tc>
+          <w:tcPr>
+            <w:tcW w:type="dxa" w:w="4819"/>
+          </w:tcPr>
+          <w:p>
+            <w:r/>
+            <w:r>
+              <w:rPr>
+                <w:sz w:val="18"/>
+              </w:rPr>
+              <w:t>Indemnización (3 meses de salario integrado)</w:t>
+            </w:r>
+          </w:p>
+        </w:tc>
+        <w:tc>
+          <w:tcPr>
+            <w:tcW w:type="dxa" w:w="4819"/>
+          </w:tcPr>
+          <w:p>
+            <w:r/>
+            <w:r>
+              <w:rPr>
+                <w:sz w:val="18"/>
+              </w:rPr>
+              <w:t>Se reclama en el total y en el segundo petitorio</w:t>
+            </w:r>
+          </w:p>
+        </w:tc>
+      </w:tr>
+      <w:tr>
+        <w:tc>
+          <w:tcPr>
+            <w:tcW w:type="dxa" w:w="4819"/>
+          </w:tcPr>
+          <w:p>
+            <w:r/>
+            <w:r>
+              <w:rPr>
+                <w:sz w:val="18"/>
+              </w:rPr>
+              <w:t>Reinstalación en el puesto que desempeñaba</w:t>
+            </w:r>
+          </w:p>
+        </w:tc>
+        <w:tc>
+          <w:tcPr>
+            <w:tcW w:type="dxa" w:w="4819"/>
+          </w:tcPr>
+          <w:p>
+            <w:r/>
+            <w:r>
+              <w:rPr>
+                <w:sz w:val="18"/>
+              </w:rPr>
+              <w:t xml:space="preserve">Los 3 meses </w:t>
+            </w:r>
+            <w:r>
+              <w:rPr>
+                <w:b/>
+                <w:sz w:val="18"/>
+              </w:rPr>
+              <w:t>salen del total</w:t>
+            </w:r>
+            <w:r>
+              <w:rPr>
+                <w:sz w:val="18"/>
+              </w:rPr>
+              <w:t xml:space="preserve"> y el petitorio pide reinstalación + salarios caídos</w:t>
+            </w:r>
+          </w:p>
+        </w:tc>
+      </w:tr>
+    </w:tbl>
+    <w:p>
+      <w:pPr>
+        <w:spacing w:after="0"/>
+      </w:pPr>
+    </w:p>
+    <w:p>
+      <w:r>
+        <w:t xml:space="preserve">Si se elige reinstalación pero </w:t>
+      </w:r>
+      <w:r>
+        <w:rPr>
+          <w:b/>
+        </w:rPr>
+        <w:t>no procede</w:t>
+      </w:r>
+      <w:r>
+        <w:t>, la pantalla muestra un aviso y el sistema mantiene la indemnización:</w:t>
+      </w:r>
+    </w:p>
+    <w:p>
+      <w:pPr>
+        <w:pStyle w:val="ListBullet"/>
+      </w:pPr>
+      <w:r>
+        <w:rPr>
+          <w:b/>
+        </w:rPr>
+        <w:t>Menos de un año de antigüedad</w:t>
+      </w:r>
+      <w:r>
+        <w:t xml:space="preserve"> → art. 49 fr. I LFT.</w:t>
+      </w:r>
+    </w:p>
+    <w:p>
+      <w:pPr>
+        <w:pStyle w:val="ListBullet"/>
+      </w:pPr>
+      <w:r>
+        <w:rPr>
+          <w:b/>
+        </w:rPr>
+        <w:t>Despido justificado o renuncia voluntaria</w:t>
+      </w:r>
+      <w:r>
+        <w:t xml:space="preserve"> → art. 46 LFT (sin responsabilidad del patrón).</w:t>
+      </w:r>
+    </w:p>
+    <w:p>
+      <w:r>
+        <w:t>Nunca marques ambas ni ninguna: siempre es una de las dos.</w:t>
       </w:r>
     </w:p>
     <w:p>
